--- a/docs/MANUAL_USUARIO.docx
+++ b/docs/MANUAL_USUARIO.docx
@@ -5156,21 +5156,21 @@
         <w:rPr>
           <w:color w:val="374151"/>
         </w:rPr>
-        <w:t>10.7 Asistente de Demanda (paso a paso)</w:t>
-      </w:r>
-    </w:p>
-    <w:p>
-      <w:r>
-        <w:t xml:space="preserve">Guía de </w:t>
-      </w:r>
-      <w:r>
-        <w:rPr>
-          <w:b/>
-        </w:rPr>
-        <w:t>4 pasos</w:t>
-      </w:r>
-      <w:r>
-        <w:t xml:space="preserve"> para no omitir ningún dato. En el expediente, presiona </w:t>
+        <w:t>10.7 Espacio de trabajo de la demanda (tres espacios)</w:t>
+      </w:r>
+    </w:p>
+    <w:p>
+      <w:r>
+        <w:t xml:space="preserve">La demanda se arma en </w:t>
+      </w:r>
+      <w:r>
+        <w:rPr>
+          <w:b/>
+        </w:rPr>
+        <w:t>tres espacios</w:t>
+      </w:r>
+      <w:r>
+        <w:t xml:space="preserve"> con URL propia. Cada uno contiene sólo lo que le toca y el encabezado te dice en todo momento cuánto falta para poder presentarla. Entra desde el expediente con </w:t>
       </w:r>
       <w:r>
         <w:rPr>
@@ -5179,7 +5179,7 @@
         <w:t>Asistente de Demanda</w:t>
       </w:r>
       <w:r>
-        <w:t>:</w:t>
+        <w:t>.</w:t>
       </w:r>
     </w:p>
     <w:p>
@@ -5190,10 +5190,324 @@
         <w:rPr>
           <w:b/>
         </w:rPr>
-        <w:t>Paso 1 — Datos del actor (trabajador):</w:t>
-      </w:r>
-      <w:r>
-        <w:t xml:space="preserve"> nombre (aparecerá arriba y en la firma), CURP, RFC, teléfono, WhatsApp, email, fecha de nacimiento, género, cómo supo del despacho y oficina. (Los obligatorios están marcados con </w:t>
+        <w:t>1. Datos del caso</w:t>
+      </w:r>
+      <w:r>
+        <w:t xml:space="preserve"> — lo que se captura, sin nada jurídico todavía:</w:t>
+      </w:r>
+    </w:p>
+    <w:p>
+      <w:pPr>
+        <w:pStyle w:val="ListBullet"/>
+      </w:pPr>
+      <w:r>
+        <w:rPr>
+          <w:b/>
+        </w:rPr>
+        <w:t>Actor:</w:t>
+      </w:r>
+      <w:r>
+        <w:t xml:space="preserve"> nombre (aparece en la carátula, el proemio, las pruebas y la firma), CURP, RFC, contacto, nacionalidad, ciudad de contratación y el </w:t>
+      </w:r>
+      <w:r>
+        <w:rPr>
+          <w:b/>
+        </w:rPr>
+        <w:t>domicilio para oír y recibir notificaciones</w:t>
+      </w:r>
+      <w:r>
+        <w:t xml:space="preserve"> (calle, número, colonia y CP).</w:t>
+      </w:r>
+    </w:p>
+    <w:p>
+      <w:pPr>
+        <w:pStyle w:val="ListBullet"/>
+      </w:pPr>
+      <w:r>
+        <w:rPr>
+          <w:b/>
+        </w:rPr>
+        <w:t>Relación laboral:</w:t>
+      </w:r>
+      <w:r>
+        <w:t xml:space="preserve"> puesto, funciones, tipo de contrato, </w:t>
+      </w:r>
+      <w:r>
+        <w:rPr>
+          <w:b/>
+        </w:rPr>
+        <w:t>salario mensual</w:t>
+      </w:r>
+      <w:r>
+        <w:t>, periodo de pago, fechas de ingreso y de separación, horario y días de trabajo.</w:t>
+      </w:r>
+    </w:p>
+    <w:p>
+      <w:pPr>
+        <w:pStyle w:val="ListBullet"/>
+      </w:pPr>
+      <w:r>
+        <w:rPr>
+          <w:b/>
+        </w:rPr>
+        <w:t>Patrón demandado:</w:t>
+      </w:r>
+      <w:r>
+        <w:t xml:space="preserve"> con el </w:t>
+      </w:r>
+      <w:r>
+        <w:rPr>
+          <w:b/>
+        </w:rPr>
+        <w:t>buscador de empresas</w:t>
+      </w:r>
+      <w:r>
+        <w:t xml:space="preserve"> del catálogo para autocompletar razón social, teléfono y domicilio.</w:t>
+      </w:r>
+    </w:p>
+    <w:p>
+      <w:pPr>
+        <w:pStyle w:val="ListBullet"/>
+      </w:pPr>
+      <w:r>
+        <w:rPr>
+          <w:b/>
+        </w:rPr>
+        <w:t>Representación legal:</w:t>
+      </w:r>
+      <w:r>
+        <w:t xml:space="preserve"> apoderados con cédula y autorizados para oír notificaciones. El botón </w:t>
+      </w:r>
+      <w:r>
+        <w:rPr>
+          <w:b/>
+        </w:rPr>
+        <w:t>Copiar del expediente anterior</w:t>
+      </w:r>
+      <w:r>
+        <w:t xml:space="preserve"> los reutiliza.</w:t>
+      </w:r>
+    </w:p>
+    <w:p>
+      <w:pPr>
+        <w:pStyle w:val="ListBullet"/>
+      </w:pPr>
+      <w:r>
+        <w:rPr>
+          <w:b/>
+        </w:rPr>
+        <w:t>2. Estrategia y prestaciones</w:t>
+      </w:r>
+      <w:r>
+        <w:t xml:space="preserve"> — las decisiones que firma el abogado, cada una con su consecuencia legal:</w:t>
+      </w:r>
+    </w:p>
+    <w:p>
+      <w:pPr>
+        <w:pStyle w:val="ListBullet"/>
+      </w:pPr>
+      <w:r>
+        <w:rPr>
+          <w:b/>
+        </w:rPr>
+        <w:t>Tipo de separación:</w:t>
+      </w:r>
+      <w:r>
+        <w:t xml:space="preserve"> define la carátula, el hecho central y qué prestaciones proceden.</w:t>
+      </w:r>
+    </w:p>
+    <w:p>
+      <w:pPr>
+        <w:pStyle w:val="ListBullet"/>
+      </w:pPr>
+      <w:r>
+        <w:rPr>
+          <w:b/>
+        </w:rPr>
+        <w:t>Modalidad de la separación</w:t>
+      </w:r>
+      <w:r>
+        <w:t xml:space="preserve"> y si se entregó aviso escrito (artículo 47 LFT).</w:t>
+      </w:r>
+    </w:p>
+    <w:p>
+      <w:pPr>
+        <w:pStyle w:val="ListBullet"/>
+      </w:pPr>
+      <w:r>
+        <w:rPr>
+          <w:b/>
+        </w:rPr>
+        <w:t>Acción preferida</w:t>
+      </w:r>
+      <w:r>
+        <w:t xml:space="preserve"> del artículo 48 LFT: reinstalación o indemnización.</w:t>
+      </w:r>
+    </w:p>
+    <w:p>
+      <w:pPr>
+        <w:pStyle w:val="ListBullet"/>
+      </w:pPr>
+      <w:r>
+        <w:rPr>
+          <w:b/>
+        </w:rPr>
+        <w:t>Situaciones que agregan hechos:</w:t>
+      </w:r>
+      <w:r>
+        <w:t xml:space="preserve"> renuncia firmada, ofrecimiento, discriminación.</w:t>
+      </w:r>
+    </w:p>
+    <w:p>
+      <w:pPr>
+        <w:pStyle w:val="ListBullet"/>
+      </w:pPr>
+      <w:r>
+        <w:rPr>
+          <w:b/>
+        </w:rPr>
+        <w:t>Registro ante el IMSS:</w:t>
+      </w:r>
+      <w:r>
+        <w:t xml:space="preserve"> sólo se alega si tú lo confirmas.</w:t>
+      </w:r>
+    </w:p>
+    <w:p>
+      <w:pPr>
+        <w:pStyle w:val="ListBullet"/>
+      </w:pPr>
+      <w:r>
+        <w:rPr>
+          <w:b/>
+        </w:rPr>
+        <w:t>Prestaciones por periodos:</w:t>
+      </w:r>
+      <w:r>
+        <w:t xml:space="preserve"> captura los periodos y las horas extras, presiona </w:t>
+      </w:r>
+      <w:r>
+        <w:rPr>
+          <w:b/>
+        </w:rPr>
+        <w:t>Validar datos y calcular prestaciones</w:t>
+      </w:r>
+      <w:r>
+        <w:t xml:space="preserve">, revisa el desglose y presiona </w:t>
+      </w:r>
+      <w:r>
+        <w:rPr>
+          <w:b/>
+        </w:rPr>
+        <w:t>Usar estos cálculos en la demanda</w:t>
+      </w:r>
+      <w:r>
+        <w:t xml:space="preserve">. Mientras no los apruebes, los numerales del escrito salen </w:t>
+      </w:r>
+      <w:r>
+        <w:rPr>
+          <w:b/>
+        </w:rPr>
+        <w:t>sin cifra</w:t>
+      </w:r>
+      <w:r>
+        <w:t>.</w:t>
+      </w:r>
+    </w:p>
+    <w:p>
+      <w:pPr>
+        <w:pStyle w:val="ListBullet"/>
+      </w:pPr>
+      <w:r>
+        <w:rPr>
+          <w:b/>
+        </w:rPr>
+        <w:t>3. Documento</w:t>
+      </w:r>
+      <w:r>
+        <w:t xml:space="preserve"> — la demanda real, </w:t>
+      </w:r>
+      <w:r>
+        <w:rPr>
+          <w:b/>
+        </w:rPr>
+        <w:t>capítulo por capítulo</w:t>
+      </w:r>
+      <w:r>
+        <w:t xml:space="preserve"> (proemio, demandados, prestaciones, jornada, hechos, pruebas, derecho y firma):</w:t>
+      </w:r>
+    </w:p>
+    <w:p>
+      <w:pPr>
+        <w:pStyle w:val="ListBullet"/>
+      </w:pPr>
+      <w:r>
+        <w:t xml:space="preserve">Los datos que faltan aparecen como </w:t>
+      </w:r>
+      <w:r>
+        <w:rPr>
+          <w:b/>
+        </w:rPr>
+        <w:t>recuadros ámbar</w:t>
+      </w:r>
+      <w:r>
+        <w:t>: haz clic y te lleva al campo que los completa.</w:t>
+      </w:r>
+    </w:p>
+    <w:p>
+      <w:pPr>
+        <w:pStyle w:val="ListBullet"/>
+      </w:pPr>
+      <w:r>
+        <w:t xml:space="preserve">El </w:t>
+      </w:r>
+      <w:r>
+        <w:rPr>
+          <w:b/>
+        </w:rPr>
+        <w:t>índice</w:t>
+      </w:r>
+      <w:r>
+        <w:t xml:space="preserve"> de la izquierda marca el estado de cada capítulo.</w:t>
+      </w:r>
+    </w:p>
+    <w:p>
+      <w:pPr>
+        <w:pStyle w:val="ListBullet"/>
+      </w:pPr>
+      <w:r>
+        <w:t xml:space="preserve">El panel </w:t>
+      </w:r>
+      <w:r>
+        <w:rPr>
+          <w:b/>
+        </w:rPr>
+        <w:t>Coherencia del escrito</w:t>
+      </w:r>
+      <w:r>
+        <w:t xml:space="preserve"> avisa de lo que el documento va a afirmar, incluidas las </w:t>
+      </w:r>
+      <w:r>
+        <w:rPr>
+          <w:b/>
+        </w:rPr>
+        <w:t>sustituciones silenciosas</w:t>
+      </w:r>
+      <w:r>
+        <w:t>: si no capturaste los días de trabajo, el escrito afirmará «de lunes a viernes»; si no capturaste el lugar de la separación, dirá que ocurrió en el domicilio de la patronal.</w:t>
+      </w:r>
+    </w:p>
+    <w:p>
+      <w:r>
+        <w:t xml:space="preserve">El </w:t>
+      </w:r>
+      <w:r>
+        <w:rPr>
+          <w:b/>
+        </w:rPr>
+        <w:t>encabezado</w:t>
+      </w:r>
+      <w:r>
+        <w:t xml:space="preserve"> muestra el semáforo real (</w:t>
       </w:r>
       <w:r>
         <w:rPr>
@@ -5201,164 +5515,35 @@
           <w:sz w:val="18"/>
           <w:shd w:val="clear" w:fill="EEF2FF"/>
         </w:rPr>
-        <w:t>*</w:t>
-      </w:r>
-      <w:r>
-        <w:t>.)</w:t>
-      </w:r>
-    </w:p>
-    <w:p>
-      <w:pPr>
-        <w:pStyle w:val="ListBullet"/>
-      </w:pPr>
-      <w:r>
-        <w:rPr>
-          <w:b/>
-        </w:rPr>
-        <w:t>Paso 2 — Datos de empleo:</w:t>
-      </w:r>
-      <w:r>
-        <w:t xml:space="preserve"> puesto, </w:t>
-      </w:r>
-      <w:r>
-        <w:rPr>
-          <w:b/>
-        </w:rPr>
-        <w:t>salario</w:t>
-      </w:r>
-      <w:r>
-        <w:t xml:space="preserve"> (necesario para los cálculos), periodo de pago, horas semanales, jornada, </w:t>
-      </w:r>
-      <w:r>
-        <w:rPr>
-          <w:b/>
-        </w:rPr>
-        <w:t>fecha de ingreso</w:t>
-      </w:r>
-      <w:r>
-        <w:t xml:space="preserve"> y </w:t>
-      </w:r>
-      <w:r>
-        <w:rPr>
-          <w:b/>
-        </w:rPr>
-        <w:t>fecha de salida</w:t>
-      </w:r>
-      <w:r>
-        <w:t>.</w:t>
-      </w:r>
-    </w:p>
-    <w:p>
-      <w:pPr>
-        <w:pStyle w:val="ListBullet"/>
-      </w:pPr>
-      <w:r>
-        <w:rPr>
-          <w:b/>
-        </w:rPr>
-        <w:t>Paso 3 — Datos de la empresa/patrón:</w:t>
-      </w:r>
-      <w:r>
-        <w:t xml:space="preserve"> usa el </w:t>
-      </w:r>
-      <w:r>
-        <w:rPr>
-          <w:b/>
-        </w:rPr>
-        <w:t>buscador de empresas</w:t>
-      </w:r>
-      <w:r>
-        <w:t xml:space="preserve"> del catálogo para autocompletar, o captura nombre, razón social, actividad, tipo de persona (física/moral), teléfono, domicilio y referencias.</w:t>
-      </w:r>
-    </w:p>
-    <w:p>
-      <w:pPr>
-        <w:pStyle w:val="ListBullet"/>
-      </w:pPr>
-      <w:r>
-        <w:rPr>
-          <w:b/>
-        </w:rPr>
-        <w:t>Paso 4 — Revisión final:</w:t>
-      </w:r>
-    </w:p>
-    <w:p>
-      <w:pPr>
-        <w:pStyle w:val="ListBullet"/>
-      </w:pPr>
-      <w:r>
-        <w:rPr>
-          <w:b/>
-        </w:rPr>
-        <w:t>🔒 Datos críticos</w:t>
-      </w:r>
-      <w:r>
-        <w:t xml:space="preserve"> — lista de lo que falta (si algo aparece en rojo "FALTA", regresa a completarlo).</w:t>
-      </w:r>
-    </w:p>
-    <w:p>
-      <w:pPr>
-        <w:pStyle w:val="ListBullet"/>
-      </w:pPr>
-      <w:r>
-        <w:rPr>
-          <w:b/>
-        </w:rPr>
-        <w:t>⚖️ Tipo de despido</w:t>
-      </w:r>
-      <w:r>
-        <w:t xml:space="preserve"> — selecciónalo; </w:t>
-      </w:r>
-      <w:r>
-        <w:rPr>
-          <w:b/>
-        </w:rPr>
-        <w:t>los cálculos se ajustan automáticamente</w:t>
-      </w:r>
-      <w:r>
-        <w:t>.</w:t>
-      </w:r>
-    </w:p>
-    <w:p>
-      <w:pPr>
-        <w:pStyle w:val="ListBullet"/>
-      </w:pPr>
-      <w:r>
-        <w:rPr>
-          <w:b/>
-        </w:rPr>
-        <w:t>🧮 Cálculo automático</w:t>
-      </w:r>
-      <w:r>
-        <w:t xml:space="preserve"> — tabla con aguinaldo, vacaciones, prima vacacional, prima de antigüedad, indemnización y </w:t>
-      </w:r>
-      <w:r>
-        <w:rPr>
-          <w:b/>
-        </w:rPr>
-        <w:t>TOTAL</w:t>
-      </w:r>
-      <w:r>
-        <w:t>.</w:t>
-      </w:r>
-    </w:p>
-    <w:p>
-      <w:pPr>
-        <w:pStyle w:val="ListBullet"/>
-      </w:pPr>
-      <w:r>
-        <w:rPr>
-          <w:b/>
-        </w:rPr>
-        <w:t>✍️ Verificación de la firma</w:t>
-      </w:r>
-      <w:r>
-        <w:t xml:space="preserve"> — confirma que el nombre del actor aparezca arriba y abajo (evita que quede el nombre de una demanda anterior).</w:t>
-      </w:r>
-    </w:p>
-    <w:p>
-      <w:r>
-        <w:t xml:space="preserve">Al terminar, presiona </w:t>
+        <w:t>Falta N requisitos para poder presentar</w:t>
+      </w:r>
+      <w:r>
+        <w:t xml:space="preserve">, o </w:t>
+      </w:r>
+      <w:r>
+        <w:rPr>
+          <w:rFonts w:ascii="Consolas" w:hAnsi="Consolas"/>
+          <w:sz w:val="18"/>
+          <w:shd w:val="clear" w:fill="EEF2FF"/>
+        </w:rPr>
+        <w:t>Se puede presentar</w:t>
+      </w:r>
+      <w:r>
+        <w:t xml:space="preserve"> cuando ya no falta ninguno obligatorio). Un dato </w:t>
+      </w:r>
+      <w:r>
+        <w:rPr>
+          <w:b/>
+        </w:rPr>
+        <w:t>opcional</w:t>
+      </w:r>
+      <w:r>
+        <w:t xml:space="preserve"> que sólo precisa el relato —hora del despido, frase textual, testigos— nunca bloquea, pero sí se te señala.</w:t>
+      </w:r>
+    </w:p>
+    <w:p>
+      <w:r>
+        <w:t xml:space="preserve">Al terminar, </w:t>
       </w:r>
       <w:r>
         <w:rPr>
@@ -5367,16 +5552,36 @@
         <w:t>✨ Generar demanda y editar</w:t>
       </w:r>
       <w:r>
-        <w:t xml:space="preserve"> → se abre el editor con todo insertado. Puedes volver atrás en cualquier paso con </w:t>
-      </w:r>
-      <w:r>
-        <w:rPr>
-          <w:b/>
-        </w:rPr>
-        <w:t>Anterior</w:t>
-      </w:r>
-      <w:r>
-        <w:t>.</w:t>
+        <w:t xml:space="preserve"> abre el editor con el escrito armado. </w:t>
+      </w:r>
+      <w:r>
+        <w:rPr>
+          <w:b/>
+        </w:rPr>
+        <w:t>Descargar demanda final</w:t>
+      </w:r>
+      <w:r>
+        <w:t xml:space="preserve"> entrega el </w:t>
+      </w:r>
+      <w:r>
+        <w:rPr>
+          <w:rFonts w:ascii="Consolas" w:hAnsi="Consolas"/>
+          <w:sz w:val="18"/>
+          <w:shd w:val="clear" w:fill="EEF2FF"/>
+        </w:rPr>
+        <w:t>.docx</w:t>
+      </w:r>
+      <w:r>
+        <w:t xml:space="preserve"> con los siete capítulos y </w:t>
+      </w:r>
+      <w:r>
+        <w:rPr>
+          <w:b/>
+        </w:rPr>
+        <w:t>sólo se habilita cuando no queda ningún requisito obligatorio</w:t>
+      </w:r>
+      <w:r>
+        <w:t>: es el documento que se lleva al Tribunal. Redactar el borrador nunca está bloqueado.</w:t>
       </w:r>
     </w:p>
     <w:p>

--- a/docs/MANUAL_USUARIO.docx
+++ b/docs/MANUAL_USUARIO.docx
@@ -5383,7 +5383,34 @@
         <w:t>Prestaciones por periodos:</w:t>
       </w:r>
       <w:r>
-        <w:t xml:space="preserve"> captura los periodos y las horas extras, presiona </w:t>
+        <w:t xml:space="preserve"> los importes </w:t>
+      </w:r>
+      <w:r>
+        <w:rPr>
+          <w:b/>
+        </w:rPr>
+        <w:t>no se escriben a mano, se calculan</w:t>
+      </w:r>
+      <w:r>
+        <w:t xml:space="preserve">. Arriba del bloque verás la lista de </w:t>
+      </w:r>
+      <w:r>
+        <w:rPr>
+          <w:b/>
+        </w:rPr>
+        <w:t>lo que falta para calcular</w:t>
+      </w:r>
+      <w:r>
+        <w:t xml:space="preserve"> (confirmar el IMSS, el salario diario integrado revisado, si hay horas extras, confirmar los periodos de vacaciones…), cada uno con un enlace </w:t>
+      </w:r>
+      <w:r>
+        <w:rPr>
+          <w:b/>
+        </w:rPr>
+        <w:t>Ir a capturarlo</w:t>
+      </w:r>
+      <w:r>
+        <w:t xml:space="preserve"> y con el botón </w:t>
       </w:r>
       <w:r>
         <w:rPr>
@@ -5392,7 +5419,7 @@
         <w:t>Validar datos y calcular prestaciones</w:t>
       </w:r>
       <w:r>
-        <w:t xml:space="preserve">, revisa el desglose y presiona </w:t>
+        <w:t xml:space="preserve"> a la mano. Cuando la lista está completa, calcula, revisa el desglose y presiona </w:t>
       </w:r>
       <w:r>
         <w:rPr>
